--- a/reports/PhDAI732_Group5_Part1_Deliverable1.docx
+++ b/reports/PhDAI732_Group5_Part1_Deliverable1.docx
@@ -4341,7 +4341,7 @@
           <w:sz w:val="24"/>
           <w:szCs w:val="24"/>
         </w:rPr>
-        <w:t xml:space="preserve">A result that cannot be traced or reproduced cannot be audited. The project addresses this structurally rather than by assertion. One seed and one frozen split are shared across all members, analytical logic lives in a package rather than in notebook cells, and results are persisted as JSON and CSV before any section cites them. The dataset itself is not committed; the loader instead validates a SHA-256 fingerprint of the cleaned URL column, so five independently downloaded copies can be checked for identity. Every number in this report is read from a file in the results directory. The honest limit of that discipline is that it establishes reproducibility within this dataset only. External and temporally separated data would be required before any claim about production detection.</w:t>
+        <w:t xml:space="preserve">A result that cannot be traced or reproduced cannot be audited. The project addresses this structurally rather than by assertion. One seed and one frozen split are shared across all members, analytical logic lives in a package rather than in notebook cells, and results are persisted as JSON and CSV before any section cites them. The dataset itself is not committed; the loader instead validates a SHA-256 fingerprint of the cleaned URL column, so five independently downloaded copies can be checked for identity. Every number in this report is read from a file in the results directory. The full model pipeline was also rerun on a second machine under the environment recorded in the manifest, and all twenty-four metrics files reproduced identically apart from their timestamps. The honest limit of that discipline is that it establishes reproducibility within this dataset only. External and temporally separated data would be required before any claim about production detection.</w:t>
       </w:r>
     </w:p>
     <w:p>
